--- a/evals/learning-loop-v2/patients/P033/materials/就诊材料.docx
+++ b/evals/learning-loop-v2/patients/P033/materials/就诊材料.docx
@@ -27,6 +27,33 @@
           <w:sz w:val="22"/>
         </w:rPr>
         <w:t xml:space="preserve">男，1980年生</w:t>
+      </w:r>
+    </w:p>
+    <w:p>
+      <w:r>
+        <w:rPr>
+          <w:rFonts w:eastAsia="PingFang SC"/>
+          <w:sz w:val="22"/>
+        </w:rPr>
+        <w:t xml:space="preserve">2026/9/19 术后换药</w:t>
+      </w:r>
+    </w:p>
+    <w:p>
+      <w:r>
+        <w:rPr>
+          <w:rFonts w:eastAsia="PingFang SC"/>
+          <w:sz w:val="22"/>
+        </w:rPr>
+        <w:t xml:space="preserve">出院后换药一次，敷料保持干燥，家属协助完成日常活动。</w:t>
+      </w:r>
+    </w:p>
+    <w:p>
+      <w:r>
+        <w:rPr>
+          <w:rFonts w:eastAsia="PingFang SC"/>
+          <w:sz w:val="22"/>
+        </w:rPr>
+        <w:t xml:space="preserve"/>
       </w:r>
     </w:p>
     <w:p>
@@ -65,69 +92,6 @@
         <w:t xml:space="preserve">带来手写测量表，检查伤口周围皮肤和活动范围，未新增非处方药。</w:t>
       </w:r>
     </w:p>
-    <w:p>
-      <w:r>
-        <w:rPr>
-          <w:rFonts w:eastAsia="PingFang SC"/>
-          <w:sz w:val="22"/>
-        </w:rPr>
-        <w:t xml:space="preserve"/>
-      </w:r>
-    </w:p>
-    <w:p>
-      <w:r>
-        <w:rPr>
-          <w:rFonts w:eastAsia="PingFang SC"/>
-          <w:sz w:val="22"/>
-        </w:rPr>
-        <w:t xml:space="preserve">问题清单</w:t>
-      </w:r>
-    </w:p>
-    <w:p>
-      <w:r>
-        <w:rPr>
-          <w:rFonts w:eastAsia="PingFang SC"/>
-          <w:sz w:val="22"/>
-        </w:rPr>
-        <w:t xml:space="preserve">26-06-16 COPD [confirmed]</w:t>
-      </w:r>
-    </w:p>
-    <w:p>
-      <w:r>
-        <w:rPr>
-          <w:rFonts w:eastAsia="PingFang SC"/>
-          <w:sz w:val="22"/>
-        </w:rPr>
-        <w:t xml:space="preserve">7月17日 AF [suspected]</w:t>
-      </w:r>
-    </w:p>
-    <w:p>
-      <w:r>
-        <w:rPr>
-          <w:rFonts w:eastAsia="PingFang SC"/>
-          <w:sz w:val="22"/>
-        </w:rPr>
-        <w:t xml:space="preserve">2026-08-18 CHD [confirmed]</w:t>
-      </w:r>
-    </w:p>
-    <w:p>
-      <w:r>
-        <w:rPr>
-          <w:rFonts w:eastAsia="PingFang SC"/>
-          <w:sz w:val="22"/>
-        </w:rPr>
-        <w:t xml:space="preserve">26-06-16 伤口感染 [suspected]</w:t>
-      </w:r>
-    </w:p>
-    <w:p>
-      <w:r>
-        <w:rPr>
-          <w:rFonts w:eastAsia="PingFang SC"/>
-          <w:sz w:val="22"/>
-        </w:rPr>
-        <w:t xml:space="preserve">26-06-16 肾囊肿 [finding]</w:t>
-      </w:r>
-    </w:p>
     <w:sectPr>
       <w:pgSz w:w="11906" w:h="16838"/>
     </w:sectPr>
